--- a/PPAFE/16 GUIAS DE USUARIO/Participaciones y Aportaciones Federales y Estatales - AportaFederales Montos.docx
+++ b/PPAFE/16 GUIAS DE USUARIO/Participaciones y Aportaciones Federales y Estatales - AportaFederales Montos.docx
@@ -123,7 +123,7 @@
           <w:lang w:val="es-MX" w:eastAsia="es-MX"/>
         </w:rPr>
         <w:drawing>
-          <wp:anchor distT="0" distB="0" distL="114300" distR="114300" simplePos="0" relativeHeight="251805696" behindDoc="0" locked="0" layoutInCell="1" allowOverlap="1" wp14:anchorId="6F593B06" wp14:editId="3135F684">
+          <wp:anchor distT="0" distB="0" distL="114300" distR="114300" simplePos="0" relativeHeight="251805696" behindDoc="0" locked="0" layoutInCell="1" allowOverlap="1" wp14:anchorId="6F593B06" wp14:editId="72BA39C9">
             <wp:simplePos x="0" y="0"/>
             <wp:positionH relativeFrom="margin">
               <wp:posOffset>673617</wp:posOffset>
@@ -1209,7 +1209,7 @@
             </w:rPr>
             <w:fldChar w:fldCharType="separate"/>
           </w:r>
-          <w:hyperlink w:anchor="_Toc200100578" w:history="1">
+          <w:hyperlink w:anchor="_Toc214010344" w:history="1">
             <w:r>
               <w:rPr>
                 <w:rStyle w:val="Hyperlink"/>
@@ -1232,7 +1232,7 @@
               <w:rPr>
                 <w:webHidden/>
               </w:rPr>
-              <w:instrText xml:space="preserve"> PAGEREF _Toc200100578 \h </w:instrText>
+              <w:instrText xml:space="preserve"> PAGEREF _Toc214010344 \h </w:instrText>
             </w:r>
             <w:r>
               <w:rPr>
@@ -1271,7 +1271,7 @@
               <w14:ligatures w14:val="standardContextual"/>
             </w:rPr>
           </w:pPr>
-          <w:hyperlink w:anchor="_Toc200100579" w:history="1">
+          <w:hyperlink w:anchor="_Toc214010345" w:history="1">
             <w:r>
               <w:rPr>
                 <w:rStyle w:val="Hyperlink"/>
@@ -1294,7 +1294,7 @@
               <w:rPr>
                 <w:webHidden/>
               </w:rPr>
-              <w:instrText xml:space="preserve"> PAGEREF _Toc200100579 \h </w:instrText>
+              <w:instrText xml:space="preserve"> PAGEREF _Toc214010345 \h </w:instrText>
             </w:r>
             <w:r>
               <w:rPr>
@@ -1333,7 +1333,7 @@
               <w14:ligatures w14:val="standardContextual"/>
             </w:rPr>
           </w:pPr>
-          <w:hyperlink w:anchor="_Toc200100580" w:history="1">
+          <w:hyperlink w:anchor="_Toc214010346" w:history="1">
             <w:r>
               <w:rPr>
                 <w:rStyle w:val="Hyperlink"/>
@@ -1356,7 +1356,7 @@
               <w:rPr>
                 <w:webHidden/>
               </w:rPr>
-              <w:instrText xml:space="preserve"> PAGEREF _Toc200100580 \h </w:instrText>
+              <w:instrText xml:space="preserve"> PAGEREF _Toc214010346 \h </w:instrText>
             </w:r>
             <w:r>
               <w:rPr>
@@ -1395,7 +1395,7 @@
               <w14:ligatures w14:val="standardContextual"/>
             </w:rPr>
           </w:pPr>
-          <w:hyperlink w:anchor="_Toc200100581" w:history="1">
+          <w:hyperlink w:anchor="_Toc214010347" w:history="1">
             <w:r>
               <w:rPr>
                 <w:rStyle w:val="Hyperlink"/>
@@ -1419,7 +1419,7 @@
               <w:rPr>
                 <w:webHidden/>
               </w:rPr>
-              <w:instrText xml:space="preserve"> PAGEREF _Toc200100581 \h </w:instrText>
+              <w:instrText xml:space="preserve"> PAGEREF _Toc214010347 \h </w:instrText>
             </w:r>
             <w:r>
               <w:rPr>
@@ -1458,7 +1458,7 @@
               <w14:ligatures w14:val="standardContextual"/>
             </w:rPr>
           </w:pPr>
-          <w:hyperlink w:anchor="_Toc200100582" w:history="1">
+          <w:hyperlink w:anchor="_Toc214010348" w:history="1">
             <w:r>
               <w:rPr>
                 <w:rStyle w:val="Hyperlink"/>
@@ -1482,7 +1482,7 @@
               <w:rPr>
                 <w:webHidden/>
               </w:rPr>
-              <w:instrText xml:space="preserve"> PAGEREF _Toc200100582 \h </w:instrText>
+              <w:instrText xml:space="preserve"> PAGEREF _Toc214010348 \h </w:instrText>
             </w:r>
             <w:r>
               <w:rPr>
@@ -1521,7 +1521,7 @@
               <w14:ligatures w14:val="standardContextual"/>
             </w:rPr>
           </w:pPr>
-          <w:hyperlink w:anchor="_Toc200100583" w:history="1">
+          <w:hyperlink w:anchor="_Toc214010349" w:history="1">
             <w:r>
               <w:rPr>
                 <w:rStyle w:val="Hyperlink"/>
@@ -1544,7 +1544,7 @@
               <w:rPr>
                 <w:webHidden/>
               </w:rPr>
-              <w:instrText xml:space="preserve"> PAGEREF _Toc200100583 \h </w:instrText>
+              <w:instrText xml:space="preserve"> PAGEREF _Toc214010349 \h </w:instrText>
             </w:r>
             <w:r>
               <w:rPr>
@@ -1583,7 +1583,7 @@
               <w14:ligatures w14:val="standardContextual"/>
             </w:rPr>
           </w:pPr>
-          <w:hyperlink w:anchor="_Toc200100584" w:history="1">
+          <w:hyperlink w:anchor="_Toc214010350" w:history="1">
             <w:r>
               <w:rPr>
                 <w:rStyle w:val="Hyperlink"/>
@@ -1606,7 +1606,7 @@
               <w:rPr>
                 <w:webHidden/>
               </w:rPr>
-              <w:instrText xml:space="preserve"> PAGEREF _Toc200100584 \h </w:instrText>
+              <w:instrText xml:space="preserve"> PAGEREF _Toc214010350 \h </w:instrText>
             </w:r>
             <w:r>
               <w:rPr>
@@ -1645,7 +1645,7 @@
               <w14:ligatures w14:val="standardContextual"/>
             </w:rPr>
           </w:pPr>
-          <w:hyperlink w:anchor="_Toc200100585" w:history="1">
+          <w:hyperlink w:anchor="_Toc214010351" w:history="1">
             <w:r>
               <w:rPr>
                 <w:rStyle w:val="Hyperlink"/>
@@ -1668,7 +1668,7 @@
               <w:rPr>
                 <w:webHidden/>
               </w:rPr>
-              <w:instrText xml:space="preserve"> PAGEREF _Toc200100585 \h </w:instrText>
+              <w:instrText xml:space="preserve"> PAGEREF _Toc214010351 \h </w:instrText>
             </w:r>
             <w:r>
               <w:rPr>
@@ -1707,7 +1707,7 @@
               <w14:ligatures w14:val="standardContextual"/>
             </w:rPr>
           </w:pPr>
-          <w:hyperlink w:anchor="_Toc200100586" w:history="1">
+          <w:hyperlink w:anchor="_Toc214010352" w:history="1">
             <w:r>
               <w:rPr>
                 <w:rStyle w:val="Hyperlink"/>
@@ -1730,7 +1730,7 @@
               <w:rPr>
                 <w:webHidden/>
               </w:rPr>
-              <w:instrText xml:space="preserve"> PAGEREF _Toc200100586 \h </w:instrText>
+              <w:instrText xml:space="preserve"> PAGEREF _Toc214010352 \h </w:instrText>
             </w:r>
             <w:r>
               <w:rPr>
@@ -1769,12 +1769,12 @@
               <w14:ligatures w14:val="standardContextual"/>
             </w:rPr>
           </w:pPr>
-          <w:hyperlink w:anchor="_Toc200100587" w:history="1">
+          <w:hyperlink w:anchor="_Toc214010353" w:history="1">
             <w:r>
               <w:rPr>
                 <w:rStyle w:val="Hyperlink"/>
               </w:rPr>
-              <w:t>5.- Consulta de estatus</w:t>
+              <w:t>5.- Para eliminar los datos registrados de Aportaciones Federales - Montos</w:t>
             </w:r>
             <w:r>
               <w:rPr>
@@ -1792,7 +1792,7 @@
               <w:rPr>
                 <w:webHidden/>
               </w:rPr>
-              <w:instrText xml:space="preserve"> PAGEREF _Toc200100587 \h </w:instrText>
+              <w:instrText xml:space="preserve"> PAGEREF _Toc214010353 \h </w:instrText>
             </w:r>
             <w:r>
               <w:rPr>
@@ -1810,6 +1810,68 @@
                 <w:webHidden/>
               </w:rPr>
               <w:t>13</w:t>
+            </w:r>
+            <w:r>
+              <w:rPr>
+                <w:webHidden/>
+              </w:rPr>
+              <w:fldChar w:fldCharType="end"/>
+            </w:r>
+          </w:hyperlink>
+        </w:p>
+        <w:p>
+          <w:pPr>
+            <w:pStyle w:val="TOC1"/>
+            <w:rPr>
+              <w:rFonts w:eastAsiaTheme="minorEastAsia" w:cstheme="minorBidi"/>
+              <w:kern w:val="2"/>
+              <w:sz w:val="24"/>
+              <w:szCs w:val="24"/>
+              <w:lang w:val="en-MX"/>
+              <w14:ligatures w14:val="standardContextual"/>
+            </w:rPr>
+          </w:pPr>
+          <w:hyperlink w:anchor="_Toc214010354" w:history="1">
+            <w:r>
+              <w:rPr>
+                <w:rStyle w:val="Hyperlink"/>
+              </w:rPr>
+              <w:t>6.- Consulta de estatus</w:t>
+            </w:r>
+            <w:r>
+              <w:rPr>
+                <w:webHidden/>
+              </w:rPr>
+              <w:tab/>
+            </w:r>
+            <w:r>
+              <w:rPr>
+                <w:webHidden/>
+              </w:rPr>
+              <w:fldChar w:fldCharType="begin"/>
+            </w:r>
+            <w:r>
+              <w:rPr>
+                <w:webHidden/>
+              </w:rPr>
+              <w:instrText xml:space="preserve"> PAGEREF _Toc214010354 \h </w:instrText>
+            </w:r>
+            <w:r>
+              <w:rPr>
+                <w:webHidden/>
+              </w:rPr>
+            </w:r>
+            <w:r>
+              <w:rPr>
+                <w:webHidden/>
+              </w:rPr>
+              <w:fldChar w:fldCharType="separate"/>
+            </w:r>
+            <w:r>
+              <w:rPr>
+                <w:webHidden/>
+              </w:rPr>
+              <w:t>15</w:t>
             </w:r>
             <w:r>
               <w:rPr>
@@ -2609,7 +2671,7 @@
         </w:rPr>
       </w:pPr>
       <w:bookmarkStart w:id="0" w:name="_Toc123297018"/>
-      <w:bookmarkStart w:id="1" w:name="_Toc200100578"/>
+      <w:bookmarkStart w:id="1" w:name="_Toc214010344"/>
       <w:r>
         <w:rPr>
           <w:rFonts w:cs="Arial"/>
@@ -2768,7 +2830,7 @@
         </w:rPr>
       </w:pPr>
       <w:bookmarkStart w:id="2" w:name="_Toc123297019"/>
-      <w:bookmarkStart w:id="3" w:name="_Toc200100579"/>
+      <w:bookmarkStart w:id="3" w:name="_Toc214010345"/>
       <w:r>
         <w:rPr>
           <w:rFonts w:cs="Arial"/>
@@ -2924,7 +2986,7 @@
         </w:rPr>
       </w:pPr>
       <w:bookmarkStart w:id="4" w:name="_Toc123297020"/>
-      <w:bookmarkStart w:id="5" w:name="_Toc200100580"/>
+      <w:bookmarkStart w:id="5" w:name="_Toc214010346"/>
       <w:r>
         <w:rPr>
           <w:rFonts w:cs="Arial"/>
@@ -3141,7 +3203,7 @@
           <w:szCs w:val="44"/>
         </w:rPr>
       </w:pPr>
-      <w:bookmarkStart w:id="6" w:name="_Toc200100581"/>
+      <w:bookmarkStart w:id="6" w:name="_Toc214010347"/>
       <w:r>
         <w:rPr>
           <w:rFonts w:cs="Arial"/>
@@ -3201,7 +3263,7 @@
           <w:szCs w:val="44"/>
         </w:rPr>
       </w:pPr>
-      <w:bookmarkStart w:id="7" w:name="_Toc200100582"/>
+      <w:bookmarkStart w:id="7" w:name="_Toc214010348"/>
       <w:r>
         <w:rPr>
           <w:rFonts w:cs="Arial"/>
@@ -3382,7 +3444,7 @@
       </w:pPr>
       <w:bookmarkStart w:id="8" w:name="_Toc123565162"/>
       <w:bookmarkStart w:id="9" w:name="_Toc124341669"/>
-      <w:bookmarkStart w:id="10" w:name="_Toc200100583"/>
+      <w:bookmarkStart w:id="10" w:name="_Toc214010349"/>
       <w:r>
         <w:rPr>
           <w:rFonts w:cs="Arial"/>
@@ -4000,7 +4062,7 @@
       </w:pPr>
       <w:bookmarkStart w:id="11" w:name="_Toc123565163"/>
       <w:bookmarkStart w:id="12" w:name="_Toc124341670"/>
-      <w:bookmarkStart w:id="13" w:name="_Toc200100584"/>
+      <w:bookmarkStart w:id="13" w:name="_Toc214010350"/>
       <w:r>
         <w:rPr>
           <w:rFonts w:cs="Arial"/>
@@ -4690,10 +4752,10 @@
           <w:szCs w:val="24"/>
         </w:rPr>
         <w:drawing>
-          <wp:inline distT="0" distB="0" distL="0" distR="0" wp14:anchorId="235E9391" wp14:editId="5AFD9F19">
-            <wp:extent cx="5040000" cy="2577597"/>
-            <wp:effectExtent l="152400" t="152400" r="344805" b="343535"/>
-            <wp:docPr id="1963233383" name="Picture 4"/>
+          <wp:inline distT="0" distB="0" distL="0" distR="0" wp14:anchorId="671FC303" wp14:editId="16205DC6">
+            <wp:extent cx="5040000" cy="2290754"/>
+            <wp:effectExtent l="152400" t="152400" r="332105" b="338455"/>
+            <wp:docPr id="1146054076" name="Picture 1"/>
             <wp:cNvGraphicFramePr>
               <a:graphicFrameLocks xmlns:a="http://schemas.openxmlformats.org/drawingml/2006/main" noChangeAspect="1"/>
             </wp:cNvGraphicFramePr>
@@ -4701,11 +4763,11 @@
               <a:graphicData uri="http://schemas.openxmlformats.org/drawingml/2006/picture">
                 <pic:pic xmlns:pic="http://schemas.openxmlformats.org/drawingml/2006/picture">
                   <pic:nvPicPr>
-                    <pic:cNvPr id="1963233383" name="Picture 1963233383"/>
+                    <pic:cNvPr id="1146054076" name="Picture 1146054076"/>
                     <pic:cNvPicPr/>
                   </pic:nvPicPr>
                   <pic:blipFill>
-                    <a:blip r:embed="rId13">
+                    <a:blip r:embed="rId13" cstate="print">
                       <a:extLst>
                         <a:ext uri="{28A0092B-C50C-407E-A947-70E740481C1C}">
                           <a14:useLocalDpi xmlns:a14="http://schemas.microsoft.com/office/drawing/2010/main" val="0"/>
@@ -4719,7 +4781,7 @@
                   <pic:spPr>
                     <a:xfrm>
                       <a:off x="0" y="0"/>
-                      <a:ext cx="5040000" cy="2577597"/>
+                      <a:ext cx="5040000" cy="2290754"/>
                     </a:xfrm>
                     <a:prstGeom prst="rect">
                       <a:avLst/>
@@ -4789,6 +4851,7 @@
           <w:sz w:val="24"/>
           <w:szCs w:val="24"/>
         </w:rPr>
+        <w:lastRenderedPageBreak/>
         <w:t>2.4</w:t>
       </w:r>
       <w:r>
@@ -5471,7 +5534,7 @@
       </w:pPr>
       <w:bookmarkStart w:id="14" w:name="_Toc123565164"/>
       <w:bookmarkStart w:id="15" w:name="_Toc124341671"/>
-      <w:bookmarkStart w:id="16" w:name="_Toc200100585"/>
+      <w:bookmarkStart w:id="16" w:name="_Toc214010351"/>
       <w:r>
         <w:rPr>
           <w:rFonts w:cs="Arial"/>
@@ -5887,7 +5950,7 @@
           <w:lang w:val="es-MX" w:eastAsia="es-MX"/>
         </w:rPr>
         <w:drawing>
-          <wp:inline distT="0" distB="0" distL="0" distR="0" wp14:anchorId="27E2829A" wp14:editId="35058E6F">
+          <wp:inline distT="0" distB="0" distL="0" distR="0" wp14:anchorId="27E2829A" wp14:editId="179DA71A">
             <wp:extent cx="5040000" cy="2296456"/>
             <wp:effectExtent l="152400" t="152400" r="332105" b="345440"/>
             <wp:docPr id="606219908" name="Picture 1"/>
@@ -6065,7 +6128,7 @@
           <w:sz w:val="24"/>
           <w:szCs w:val="24"/>
         </w:rPr>
-        <w:t>Aprobar</w:t>
+        <w:t>Validar</w:t>
       </w:r>
       <w:r>
         <w:rPr>
@@ -6100,7 +6163,7 @@
           <w:sz w:val="24"/>
           <w:szCs w:val="24"/>
         </w:rPr>
-        <w:t>Aprobar</w:t>
+        <w:t>Validar</w:t>
       </w:r>
       <w:r>
         <w:rPr>
@@ -6339,7 +6402,7 @@
       </w:pPr>
       <w:bookmarkStart w:id="17" w:name="_Toc124161440"/>
       <w:bookmarkStart w:id="18" w:name="_Toc124341672"/>
-      <w:bookmarkStart w:id="19" w:name="_Toc200100586"/>
+      <w:bookmarkStart w:id="19" w:name="_Toc214010352"/>
       <w:r>
         <w:rPr>
           <w:rFonts w:cs="Arial"/>
@@ -6632,41 +6695,95 @@
           <w:sz w:val="24"/>
           <w:szCs w:val="24"/>
         </w:rPr>
-        <w:t>• Cancelar: Permite cancelar el proceso y redirige al usuario a la pantalla principal sin realizar ningún cambio en los datos ni en la tabla de peticiones.</w:t>
-      </w:r>
-    </w:p>
-    <w:p>
-      <w:pPr>
-        <w:rPr>
-          <w:rFonts w:ascii="Arial" w:hAnsi="Arial" w:cs="Arial"/>
-          <w:sz w:val="24"/>
-          <w:szCs w:val="24"/>
-        </w:rPr>
-      </w:pPr>
-      <w:r>
-        <w:rPr>
-          <w:rFonts w:ascii="Arial" w:hAnsi="Arial" w:cs="Arial"/>
-          <w:sz w:val="24"/>
-          <w:szCs w:val="24"/>
-        </w:rPr>
-        <w:t>• Devolver: Retorna la petición al usuario que la capturó en caso de que contenga errores, para su corrección.</w:t>
-      </w:r>
-    </w:p>
-    <w:p>
-      <w:pPr>
-        <w:rPr>
-          <w:rFonts w:ascii="Arial" w:hAnsi="Arial" w:cs="Arial"/>
-          <w:sz w:val="24"/>
-          <w:szCs w:val="24"/>
-        </w:rPr>
-      </w:pPr>
-      <w:r>
-        <w:rPr>
-          <w:rFonts w:ascii="Arial" w:hAnsi="Arial" w:cs="Arial"/>
-          <w:sz w:val="24"/>
-          <w:szCs w:val="24"/>
-        </w:rPr>
-        <w:t>• Publicar: Guarda los cambios, actualiza el estatus de la petición y se publican los datos en la plataforma pública.</w:t>
+        <w:t xml:space="preserve">• </w:t>
+      </w:r>
+      <w:r>
+        <w:rPr>
+          <w:rFonts w:ascii="Arial" w:hAnsi="Arial" w:cs="Arial"/>
+          <w:b/>
+          <w:bCs/>
+          <w:sz w:val="24"/>
+          <w:szCs w:val="24"/>
+        </w:rPr>
+        <w:t>Cancelar</w:t>
+      </w:r>
+      <w:r>
+        <w:rPr>
+          <w:rFonts w:ascii="Arial" w:hAnsi="Arial" w:cs="Arial"/>
+          <w:sz w:val="24"/>
+          <w:szCs w:val="24"/>
+        </w:rPr>
+        <w:t>: Permite cancelar el proceso y redirige al usuario a la pantalla principal sin realizar ningún cambio en los datos ni en la tabla de peticiones.</w:t>
+      </w:r>
+    </w:p>
+    <w:p>
+      <w:pPr>
+        <w:rPr>
+          <w:rFonts w:ascii="Arial" w:hAnsi="Arial" w:cs="Arial"/>
+          <w:sz w:val="24"/>
+          <w:szCs w:val="24"/>
+        </w:rPr>
+      </w:pPr>
+      <w:r>
+        <w:rPr>
+          <w:rFonts w:ascii="Arial" w:hAnsi="Arial" w:cs="Arial"/>
+          <w:sz w:val="24"/>
+          <w:szCs w:val="24"/>
+        </w:rPr>
+        <w:t xml:space="preserve">• </w:t>
+      </w:r>
+      <w:r>
+        <w:rPr>
+          <w:rFonts w:ascii="Arial" w:hAnsi="Arial" w:cs="Arial"/>
+          <w:b/>
+          <w:bCs/>
+          <w:sz w:val="24"/>
+          <w:szCs w:val="24"/>
+        </w:rPr>
+        <w:t>Devolver</w:t>
+      </w:r>
+      <w:r>
+        <w:rPr>
+          <w:rFonts w:ascii="Arial" w:hAnsi="Arial" w:cs="Arial"/>
+          <w:sz w:val="24"/>
+          <w:szCs w:val="24"/>
+        </w:rPr>
+        <w:t>: Retorna la petición al usuario que la capturó en caso de que contenga errores, para su corrección.</w:t>
+      </w:r>
+    </w:p>
+    <w:p>
+      <w:pPr>
+        <w:rPr>
+          <w:rFonts w:ascii="Arial" w:hAnsi="Arial" w:cs="Arial"/>
+          <w:sz w:val="24"/>
+          <w:szCs w:val="24"/>
+        </w:rPr>
+      </w:pPr>
+      <w:r>
+        <w:rPr>
+          <w:rFonts w:ascii="Arial" w:hAnsi="Arial" w:cs="Arial"/>
+          <w:sz w:val="24"/>
+          <w:szCs w:val="24"/>
+        </w:rPr>
+        <w:t xml:space="preserve">• </w:t>
+      </w:r>
+      <w:r>
+        <w:rPr>
+          <w:rFonts w:ascii="Arial" w:hAnsi="Arial" w:cs="Arial"/>
+          <w:b/>
+          <w:bCs/>
+          <w:sz w:val="24"/>
+          <w:szCs w:val="24"/>
+        </w:rPr>
+        <w:t>Publicar</w:t>
+      </w:r>
+      <w:r>
+        <w:rPr>
+          <w:rFonts w:ascii="Arial" w:hAnsi="Arial" w:cs="Arial"/>
+          <w:sz w:val="24"/>
+          <w:szCs w:val="24"/>
+        </w:rPr>
+        <w:t>: Guarda los cambios, actualiza el estatus de la petición y se publican los datos en la plataforma pública.</w:t>
       </w:r>
     </w:p>
     <w:p>
@@ -6679,13 +6796,13 @@
         <mc:AlternateContent>
           <mc:Choice Requires="wps">
             <w:drawing>
-              <wp:anchor distT="0" distB="0" distL="114300" distR="114300" simplePos="0" relativeHeight="251858944" behindDoc="0" locked="0" layoutInCell="1" allowOverlap="1" wp14:anchorId="788EF7B9" wp14:editId="295C2487">
+              <wp:anchor distT="0" distB="0" distL="114300" distR="114300" simplePos="0" relativeHeight="251858944" behindDoc="0" locked="0" layoutInCell="1" allowOverlap="1" wp14:anchorId="788EF7B9" wp14:editId="5B355522">
                 <wp:simplePos x="0" y="0"/>
                 <wp:positionH relativeFrom="column">
-                  <wp:posOffset>5165725</wp:posOffset>
+                  <wp:posOffset>4884674</wp:posOffset>
                 </wp:positionH>
                 <wp:positionV relativeFrom="paragraph">
-                  <wp:posOffset>2453005</wp:posOffset>
+                  <wp:posOffset>2270760</wp:posOffset>
                 </wp:positionV>
                 <wp:extent cx="334010" cy="179705"/>
                 <wp:effectExtent l="12700" t="12700" r="8890" b="10795"/>
@@ -6745,7 +6862,7 @@
           </mc:Choice>
           <mc:Fallback>
             <w:pict>
-              <v:rect w14:anchorId="45D393BB" id="Rectángulo 44" o:spid="_x0000_s1026" style="position:absolute;margin-left:406.75pt;margin-top:193.15pt;width:26.3pt;height:14.15pt;z-index:251858944;visibility:visible;mso-wrap-style:square;mso-width-percent:0;mso-height-percent:0;mso-wrap-distance-left:9pt;mso-wrap-distance-top:0;mso-wrap-distance-right:9pt;mso-wrap-distance-bottom:0;mso-position-horizontal:absolute;mso-position-horizontal-relative:text;mso-position-vertical:absolute;mso-position-vertical-relative:text;mso-width-percent:0;mso-height-percent:0;mso-width-relative:margin;mso-height-relative:margin;v-text-anchor:middle" o:gfxdata="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" filled="f" strokecolor="red" strokeweight="2.25pt"/>
+              <v:rect w14:anchorId="137C00D2" id="Rectángulo 44" o:spid="_x0000_s1026" style="position:absolute;margin-left:384.6pt;margin-top:178.8pt;width:26.3pt;height:14.15pt;z-index:251858944;visibility:visible;mso-wrap-style:square;mso-width-percent:0;mso-height-percent:0;mso-wrap-distance-left:9pt;mso-wrap-distance-top:0;mso-wrap-distance-right:9pt;mso-wrap-distance-bottom:0;mso-position-horizontal:absolute;mso-position-horizontal-relative:text;mso-position-vertical:absolute;mso-position-vertical-relative:text;mso-width-percent:0;mso-height-percent:0;mso-width-relative:margin;mso-height-relative:margin;v-text-anchor:middle" o:gfxdata="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" filled="f" strokecolor="red" strokeweight="2.25pt"/>
             </w:pict>
           </mc:Fallback>
         </mc:AlternateContent>
@@ -6754,13 +6871,14 @@
         <w:rPr>
           <w:rFonts w:ascii="Arial" w:hAnsi="Arial" w:cs="Arial"/>
           <w:noProof/>
-          <w:lang w:val="es-MX" w:eastAsia="es-MX"/>
+          <w:sz w:val="24"/>
+          <w:szCs w:val="24"/>
         </w:rPr>
         <w:drawing>
-          <wp:inline distT="0" distB="0" distL="0" distR="0" wp14:anchorId="07413018" wp14:editId="59EB5AC1">
-            <wp:extent cx="5400000" cy="2453768"/>
-            <wp:effectExtent l="152400" t="152400" r="328295" b="340360"/>
-            <wp:docPr id="1361833684" name="Picture 2"/>
+          <wp:inline distT="0" distB="0" distL="0" distR="0" wp14:anchorId="6D54DB25" wp14:editId="6129B1FA">
+            <wp:extent cx="5040000" cy="2290754"/>
+            <wp:effectExtent l="152400" t="152400" r="332105" b="338455"/>
+            <wp:docPr id="1807879236" name="Picture 1"/>
             <wp:cNvGraphicFramePr>
               <a:graphicFrameLocks xmlns:a="http://schemas.openxmlformats.org/drawingml/2006/main" noChangeAspect="1"/>
             </wp:cNvGraphicFramePr>
@@ -6768,7 +6886,306 @@
               <a:graphicData uri="http://schemas.openxmlformats.org/drawingml/2006/picture">
                 <pic:pic xmlns:pic="http://schemas.openxmlformats.org/drawingml/2006/picture">
                   <pic:nvPicPr>
-                    <pic:cNvPr id="1361833684" name="Picture 1361833684"/>
+                    <pic:cNvPr id="1146054076" name="Picture 1146054076"/>
+                    <pic:cNvPicPr/>
+                  </pic:nvPicPr>
+                  <pic:blipFill>
+                    <a:blip r:embed="rId13" cstate="print">
+                      <a:extLst>
+                        <a:ext uri="{28A0092B-C50C-407E-A947-70E740481C1C}">
+                          <a14:useLocalDpi xmlns:a14="http://schemas.microsoft.com/office/drawing/2010/main" val="0"/>
+                        </a:ext>
+                      </a:extLst>
+                    </a:blip>
+                    <a:stretch>
+                      <a:fillRect/>
+                    </a:stretch>
+                  </pic:blipFill>
+                  <pic:spPr>
+                    <a:xfrm>
+                      <a:off x="0" y="0"/>
+                      <a:ext cx="5040000" cy="2290754"/>
+                    </a:xfrm>
+                    <a:prstGeom prst="rect">
+                      <a:avLst/>
+                    </a:prstGeom>
+                    <a:effectLst>
+                      <a:outerShdw blurRad="292100" dist="139700" dir="2700000" algn="ctr" rotWithShape="0">
+                        <a:srgbClr val="000000">
+                          <a:alpha val="65000"/>
+                        </a:srgbClr>
+                      </a:outerShdw>
+                    </a:effectLst>
+                  </pic:spPr>
+                </pic:pic>
+              </a:graphicData>
+            </a:graphic>
+          </wp:inline>
+        </w:drawing>
+      </w:r>
+    </w:p>
+    <w:p>
+      <w:pPr>
+        <w:rPr>
+          <w:rFonts w:ascii="Arial" w:hAnsi="Arial" w:cs="Arial"/>
+          <w:sz w:val="24"/>
+          <w:szCs w:val="24"/>
+        </w:rPr>
+      </w:pPr>
+    </w:p>
+    <w:p>
+      <w:pPr>
+        <w:rPr>
+          <w:rFonts w:ascii="Arial" w:hAnsi="Arial" w:cs="Arial"/>
+          <w:sz w:val="24"/>
+          <w:szCs w:val="24"/>
+        </w:rPr>
+      </w:pPr>
+      <w:r>
+        <w:rPr>
+          <w:rFonts w:ascii="Arial" w:hAnsi="Arial" w:cs="Arial"/>
+          <w:sz w:val="24"/>
+          <w:szCs w:val="24"/>
+        </w:rPr>
+        <w:t>Una vez que todos los datos son validados y está todo correcto, la información será publicada en la plataforma publica</w:t>
+      </w:r>
+    </w:p>
+    <w:p>
+      <w:pPr>
+        <w:rPr>
+          <w:rFonts w:ascii="Arial" w:hAnsi="Arial" w:cs="Arial"/>
+          <w:sz w:val="24"/>
+          <w:szCs w:val="24"/>
+        </w:rPr>
+      </w:pPr>
+    </w:p>
+    <w:p>
+      <w:pPr>
+        <w:rPr>
+          <w:rFonts w:ascii="Arial" w:hAnsi="Arial" w:cs="Arial"/>
+          <w:sz w:val="24"/>
+          <w:szCs w:val="24"/>
+        </w:rPr>
+      </w:pPr>
+      <w:r>
+        <w:rPr>
+          <w:rFonts w:ascii="Arial" w:hAnsi="Arial" w:cs="Arial"/>
+          <w:sz w:val="24"/>
+          <w:szCs w:val="24"/>
+        </w:rPr>
+        <w:br w:type="page"/>
+      </w:r>
+    </w:p>
+    <w:p>
+      <w:pPr>
+        <w:rPr>
+          <w:rFonts w:ascii="Arial" w:hAnsi="Arial" w:cs="Arial"/>
+          <w:sz w:val="24"/>
+          <w:szCs w:val="24"/>
+        </w:rPr>
+      </w:pPr>
+    </w:p>
+    <w:p>
+      <w:pPr>
+        <w:pStyle w:val="Heading1"/>
+        <w:spacing w:line="276" w:lineRule="auto"/>
+        <w:jc w:val="center"/>
+        <w:rPr>
+          <w:rFonts w:cs="Arial"/>
+          <w:b w:val="0"/>
+          <w:color w:val="auto"/>
+        </w:rPr>
+      </w:pPr>
+      <w:bookmarkStart w:id="20" w:name="_Toc123565165"/>
+      <w:bookmarkStart w:id="21" w:name="_Toc124341673"/>
+      <w:bookmarkStart w:id="22" w:name="_Toc211942413"/>
+      <w:bookmarkStart w:id="23" w:name="_Toc213340177"/>
+      <w:bookmarkStart w:id="24" w:name="_Toc214010353"/>
+      <w:r>
+        <w:rPr>
+          <w:rFonts w:cs="Arial"/>
+          <w:b w:val="0"/>
+          <w:color w:val="auto"/>
+        </w:rPr>
+        <w:t>5</w:t>
+      </w:r>
+      <w:r>
+        <w:rPr>
+          <w:rFonts w:cs="Arial"/>
+          <w:b w:val="0"/>
+          <w:color w:val="auto"/>
+        </w:rPr>
+        <w:t xml:space="preserve">.- </w:t>
+      </w:r>
+      <w:r>
+        <w:rPr>
+          <w:rFonts w:cs="Arial"/>
+          <w:b w:val="0"/>
+          <w:color w:val="auto"/>
+        </w:rPr>
+        <w:t>Para eliminar los datos registrados</w:t>
+      </w:r>
+      <w:bookmarkEnd w:id="22"/>
+      <w:r>
+        <w:rPr>
+          <w:rFonts w:cs="Arial"/>
+          <w:b w:val="0"/>
+          <w:color w:val="auto"/>
+        </w:rPr>
+        <w:t xml:space="preserve"> </w:t>
+      </w:r>
+      <w:r>
+        <w:rPr>
+          <w:rFonts w:cs="Arial"/>
+          <w:b w:val="0"/>
+          <w:color w:val="auto"/>
+        </w:rPr>
+        <w:t xml:space="preserve">de </w:t>
+      </w:r>
+      <w:r>
+        <w:rPr>
+          <w:rFonts w:cs="Arial"/>
+          <w:b w:val="0"/>
+          <w:color w:val="auto"/>
+        </w:rPr>
+        <w:t>Aportaciones</w:t>
+      </w:r>
+      <w:r>
+        <w:rPr>
+          <w:rFonts w:cs="Arial"/>
+          <w:b w:val="0"/>
+          <w:color w:val="auto"/>
+        </w:rPr>
+        <w:t xml:space="preserve"> Federales - Montos</w:t>
+      </w:r>
+      <w:bookmarkEnd w:id="23"/>
+      <w:bookmarkEnd w:id="24"/>
+    </w:p>
+    <w:p>
+      <w:pPr>
+        <w:rPr>
+          <w:rFonts w:ascii="Arial" w:hAnsi="Arial" w:cs="Arial"/>
+          <w:sz w:val="24"/>
+          <w:szCs w:val="24"/>
+        </w:rPr>
+      </w:pPr>
+    </w:p>
+    <w:p>
+      <w:pPr>
+        <w:rPr>
+          <w:rFonts w:ascii="Arial" w:hAnsi="Arial" w:cs="Arial"/>
+          <w:sz w:val="24"/>
+          <w:szCs w:val="24"/>
+        </w:rPr>
+      </w:pPr>
+      <w:r>
+        <w:rPr>
+          <w:rFonts w:ascii="Arial" w:hAnsi="Arial" w:cs="Arial"/>
+          <w:sz w:val="24"/>
+          <w:szCs w:val="24"/>
+        </w:rPr>
+        <w:t>5</w:t>
+      </w:r>
+      <w:r>
+        <w:rPr>
+          <w:rFonts w:ascii="Arial" w:hAnsi="Arial" w:cs="Arial"/>
+          <w:sz w:val="24"/>
+          <w:szCs w:val="24"/>
+        </w:rPr>
+        <w:t xml:space="preserve">.1.- Para </w:t>
+      </w:r>
+      <w:r>
+        <w:rPr>
+          <w:rFonts w:ascii="Arial" w:hAnsi="Arial" w:cs="Arial"/>
+          <w:sz w:val="24"/>
+          <w:szCs w:val="24"/>
+        </w:rPr>
+        <w:t>eliminar</w:t>
+      </w:r>
+      <w:r>
+        <w:rPr>
+          <w:rFonts w:ascii="Arial" w:hAnsi="Arial" w:cs="Arial"/>
+          <w:sz w:val="24"/>
+          <w:szCs w:val="24"/>
+        </w:rPr>
+        <w:t xml:space="preserve"> los detalles de</w:t>
+      </w:r>
+      <w:r>
+        <w:rPr>
+          <w:rFonts w:ascii="Arial" w:hAnsi="Arial" w:cs="Arial"/>
+          <w:sz w:val="24"/>
+          <w:szCs w:val="24"/>
+        </w:rPr>
+        <w:t xml:space="preserve"> </w:t>
+      </w:r>
+      <w:r>
+        <w:rPr>
+          <w:rFonts w:ascii="Arial" w:hAnsi="Arial" w:cs="Arial"/>
+          <w:sz w:val="24"/>
+          <w:szCs w:val="24"/>
+        </w:rPr>
+        <w:t>l</w:t>
+      </w:r>
+      <w:r>
+        <w:rPr>
+          <w:rFonts w:ascii="Arial" w:hAnsi="Arial" w:cs="Arial"/>
+          <w:sz w:val="24"/>
+          <w:szCs w:val="24"/>
+        </w:rPr>
+        <w:t>a</w:t>
+      </w:r>
+      <w:r>
+        <w:rPr>
+          <w:rFonts w:ascii="Arial" w:hAnsi="Arial" w:cs="Arial"/>
+          <w:sz w:val="24"/>
+          <w:szCs w:val="24"/>
+        </w:rPr>
+        <w:t xml:space="preserve"> </w:t>
+      </w:r>
+      <w:r>
+        <w:rPr>
+          <w:rFonts w:ascii="Arial" w:hAnsi="Arial" w:cs="Arial"/>
+          <w:sz w:val="24"/>
+          <w:szCs w:val="24"/>
+        </w:rPr>
+        <w:t xml:space="preserve">información de </w:t>
+      </w:r>
+      <w:r>
+        <w:rPr>
+          <w:rFonts w:ascii="Arial" w:hAnsi="Arial" w:cs="Arial"/>
+          <w:sz w:val="24"/>
+          <w:szCs w:val="24"/>
+        </w:rPr>
+        <w:t>Aportaciones</w:t>
+      </w:r>
+      <w:r>
+        <w:rPr>
+          <w:rFonts w:ascii="Arial" w:hAnsi="Arial" w:cs="Arial"/>
+          <w:sz w:val="24"/>
+          <w:szCs w:val="24"/>
+        </w:rPr>
+        <w:t xml:space="preserve"> Federales - Montos deberá seleccionar el icono de Eliminar   </w:t>
+      </w:r>
+      <w:r>
+        <w:rPr>
+          <w:rFonts w:ascii="Arial" w:hAnsi="Arial" w:cs="Arial"/>
+          <w:noProof/>
+          <w:sz w:val="24"/>
+          <w:szCs w:val="24"/>
+        </w:rPr>
+        <w:drawing>
+          <wp:inline distT="0" distB="0" distL="0" distR="0" wp14:anchorId="777092C7" wp14:editId="34BBC2B9">
+            <wp:extent cx="180000" cy="212000"/>
+            <wp:effectExtent l="0" t="0" r="0" b="4445"/>
+            <wp:docPr id="39704351" name="Picture 2"/>
+            <wp:cNvGraphicFramePr>
+              <a:graphicFrameLocks xmlns:a="http://schemas.openxmlformats.org/drawingml/2006/main" noChangeAspect="1"/>
+            </wp:cNvGraphicFramePr>
+            <a:graphic xmlns:a="http://schemas.openxmlformats.org/drawingml/2006/main">
+              <a:graphicData uri="http://schemas.openxmlformats.org/drawingml/2006/picture">
+                <pic:pic xmlns:pic="http://schemas.openxmlformats.org/drawingml/2006/picture">
+                  <pic:nvPicPr>
+                    <pic:cNvPr id="39704351" name="Picture 39704351"/>
                     <pic:cNvPicPr/>
                   </pic:nvPicPr>
                   <pic:blipFill>
@@ -6786,7 +7203,157 @@
                   <pic:spPr>
                     <a:xfrm>
                       <a:off x="0" y="0"/>
-                      <a:ext cx="5400000" cy="2453768"/>
+                      <a:ext cx="180000" cy="212000"/>
+                    </a:xfrm>
+                    <a:prstGeom prst="rect">
+                      <a:avLst/>
+                    </a:prstGeom>
+                  </pic:spPr>
+                </pic:pic>
+              </a:graphicData>
+            </a:graphic>
+          </wp:inline>
+        </w:drawing>
+      </w:r>
+    </w:p>
+    <w:p>
+      <w:pPr>
+        <w:spacing w:line="276" w:lineRule="auto"/>
+        <w:rPr>
+          <w:rFonts w:ascii="Arial" w:hAnsi="Arial" w:cs="Arial"/>
+          <w:sz w:val="24"/>
+          <w:szCs w:val="24"/>
+        </w:rPr>
+      </w:pPr>
+    </w:p>
+    <w:p>
+      <w:pPr>
+        <w:spacing w:line="276" w:lineRule="auto"/>
+        <w:rPr>
+          <w:rFonts w:ascii="Arial" w:hAnsi="Arial" w:cs="Arial"/>
+          <w:sz w:val="24"/>
+          <w:szCs w:val="24"/>
+        </w:rPr>
+      </w:pPr>
+      <w:r>
+        <w:rPr>
+          <w:noProof/>
+          <w:lang w:val="es-MX" w:eastAsia="es-MX"/>
+        </w:rPr>
+        <mc:AlternateContent>
+          <mc:Choice Requires="wps">
+            <w:drawing>
+              <wp:anchor distT="0" distB="0" distL="114300" distR="114300" simplePos="0" relativeHeight="251860992" behindDoc="0" locked="0" layoutInCell="1" allowOverlap="1" wp14:anchorId="2229F260" wp14:editId="5537B462">
+                <wp:simplePos x="0" y="0"/>
+                <wp:positionH relativeFrom="column">
+                  <wp:posOffset>288671</wp:posOffset>
+                </wp:positionH>
+                <wp:positionV relativeFrom="paragraph">
+                  <wp:posOffset>1362583</wp:posOffset>
+                </wp:positionV>
+                <wp:extent cx="132368" cy="140220"/>
+                <wp:effectExtent l="12700" t="12700" r="7620" b="12700"/>
+                <wp:wrapNone/>
+                <wp:docPr id="244479765" name="Rectángulo 36"/>
+                <wp:cNvGraphicFramePr/>
+                <a:graphic xmlns:a="http://schemas.openxmlformats.org/drawingml/2006/main">
+                  <a:graphicData uri="http://schemas.microsoft.com/office/word/2010/wordprocessingShape">
+                    <wps:wsp>
+                      <wps:cNvSpPr/>
+                      <wps:spPr>
+                        <a:xfrm>
+                          <a:off x="0" y="0"/>
+                          <a:ext cx="132368" cy="140220"/>
+                        </a:xfrm>
+                        <a:prstGeom prst="rect">
+                          <a:avLst/>
+                        </a:prstGeom>
+                        <a:noFill/>
+                        <a:ln w="22225">
+                          <a:solidFill>
+                            <a:srgbClr val="FF0000"/>
+                          </a:solidFill>
+                        </a:ln>
+                      </wps:spPr>
+                      <wps:style>
+                        <a:lnRef idx="2">
+                          <a:schemeClr val="accent1">
+                            <a:shade val="50000"/>
+                          </a:schemeClr>
+                        </a:lnRef>
+                        <a:fillRef idx="1">
+                          <a:schemeClr val="accent1"/>
+                        </a:fillRef>
+                        <a:effectRef idx="0">
+                          <a:schemeClr val="accent1"/>
+                        </a:effectRef>
+                        <a:fontRef idx="minor">
+                          <a:schemeClr val="lt1"/>
+                        </a:fontRef>
+                      </wps:style>
+                      <wps:bodyPr rot="0" spcFirstLastPara="0" vertOverflow="overflow" horzOverflow="overflow" vert="horz" wrap="square" lIns="91440" tIns="45720" rIns="91440" bIns="45720" numCol="1" spcCol="0" rtlCol="0" fromWordArt="0" anchor="ctr" anchorCtr="0" forceAA="0" compatLnSpc="1">
+                        <a:prstTxWarp prst="textNoShape">
+                          <a:avLst/>
+                        </a:prstTxWarp>
+                        <a:noAutofit/>
+                      </wps:bodyPr>
+                    </wps:wsp>
+                  </a:graphicData>
+                </a:graphic>
+                <wp14:sizeRelH relativeFrom="margin">
+                  <wp14:pctWidth>0</wp14:pctWidth>
+                </wp14:sizeRelH>
+                <wp14:sizeRelV relativeFrom="margin">
+                  <wp14:pctHeight>0</wp14:pctHeight>
+                </wp14:sizeRelV>
+              </wp:anchor>
+            </w:drawing>
+          </mc:Choice>
+          <mc:Fallback>
+            <w:pict>
+              <v:rect w14:anchorId="457DCF17" id="Rectángulo 36" o:spid="_x0000_s1026" style="position:absolute;margin-left:22.75pt;margin-top:107.3pt;width:10.4pt;height:11.05pt;z-index:251860992;visibility:visible;mso-wrap-style:square;mso-width-percent:0;mso-height-percent:0;mso-wrap-distance-left:9pt;mso-wrap-distance-top:0;mso-wrap-distance-right:9pt;mso-wrap-distance-bottom:0;mso-position-horizontal:absolute;mso-position-horizontal-relative:text;mso-position-vertical:absolute;mso-position-vertical-relative:text;mso-width-percent:0;mso-height-percent:0;mso-width-relative:margin;mso-height-relative:margin;v-text-anchor:middle" o:gfxdata="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" filled="f" strokecolor="red" strokeweight="1.75pt"/>
+            </w:pict>
+          </mc:Fallback>
+        </mc:AlternateContent>
+      </w:r>
+      <w:r>
+        <w:rPr>
+          <w:rFonts w:ascii="Arial" w:hAnsi="Arial" w:cs="Arial"/>
+          <w:noProof/>
+          <w:sz w:val="24"/>
+          <w:szCs w:val="24"/>
+        </w:rPr>
+        <w:drawing>
+          <wp:inline distT="0" distB="0" distL="0" distR="0" wp14:anchorId="63D6162A" wp14:editId="4B30F516">
+            <wp:extent cx="5040000" cy="2588432"/>
+            <wp:effectExtent l="152400" t="152400" r="344805" b="345440"/>
+            <wp:docPr id="316573477" name="Picture 2"/>
+            <wp:cNvGraphicFramePr>
+              <a:graphicFrameLocks xmlns:a="http://schemas.openxmlformats.org/drawingml/2006/main" noChangeAspect="1"/>
+            </wp:cNvGraphicFramePr>
+            <a:graphic xmlns:a="http://schemas.openxmlformats.org/drawingml/2006/main">
+              <a:graphicData uri="http://schemas.openxmlformats.org/drawingml/2006/picture">
+                <pic:pic xmlns:pic="http://schemas.openxmlformats.org/drawingml/2006/picture">
+                  <pic:nvPicPr>
+                    <pic:cNvPr id="1047127544" name="Picture 1047127544"/>
+                    <pic:cNvPicPr/>
+                  </pic:nvPicPr>
+                  <pic:blipFill>
+                    <a:blip r:embed="rId11" cstate="print">
+                      <a:extLst>
+                        <a:ext uri="{28A0092B-C50C-407E-A947-70E740481C1C}">
+                          <a14:useLocalDpi xmlns:a14="http://schemas.microsoft.com/office/drawing/2010/main" val="0"/>
+                        </a:ext>
+                      </a:extLst>
+                    </a:blip>
+                    <a:stretch>
+                      <a:fillRect/>
+                    </a:stretch>
+                  </pic:blipFill>
+                  <pic:spPr>
+                    <a:xfrm>
+                      <a:off x="0" y="0"/>
+                      <a:ext cx="5040000" cy="2588432"/>
                     </a:xfrm>
                     <a:prstGeom prst="rect">
                       <a:avLst/>
@@ -6808,32 +7375,7 @@
     </w:p>
     <w:p>
       <w:pPr>
-        <w:rPr>
-          <w:rFonts w:ascii="Arial" w:hAnsi="Arial" w:cs="Arial"/>
-          <w:sz w:val="24"/>
-          <w:szCs w:val="24"/>
-        </w:rPr>
-      </w:pPr>
-    </w:p>
-    <w:p>
-      <w:pPr>
-        <w:rPr>
-          <w:rFonts w:ascii="Arial" w:hAnsi="Arial" w:cs="Arial"/>
-          <w:sz w:val="24"/>
-          <w:szCs w:val="24"/>
-        </w:rPr>
-      </w:pPr>
-      <w:r>
-        <w:rPr>
-          <w:rFonts w:ascii="Arial" w:hAnsi="Arial" w:cs="Arial"/>
-          <w:sz w:val="24"/>
-          <w:szCs w:val="24"/>
-        </w:rPr>
-        <w:t>Una vez que todos los datos son validados y está todo correcto, la información será publicada en la plataforma publica</w:t>
-      </w:r>
-    </w:p>
-    <w:p>
-      <w:pPr>
+        <w:spacing w:line="276" w:lineRule="auto"/>
         <w:rPr>
           <w:rFonts w:ascii="Arial" w:hAnsi="Arial" w:cs="Arial"/>
           <w:sz w:val="24"/>
@@ -6860,12 +7402,232 @@
     </w:p>
     <w:p>
       <w:pPr>
-        <w:rPr>
-          <w:rFonts w:ascii="Arial" w:hAnsi="Arial" w:cs="Arial"/>
-          <w:sz w:val="24"/>
-          <w:szCs w:val="24"/>
-        </w:rPr>
-      </w:pPr>
+        <w:spacing w:line="276" w:lineRule="auto"/>
+        <w:rPr>
+          <w:rFonts w:ascii="Arial" w:hAnsi="Arial" w:cs="Arial"/>
+          <w:sz w:val="24"/>
+          <w:szCs w:val="24"/>
+        </w:rPr>
+      </w:pPr>
+    </w:p>
+    <w:p>
+      <w:pPr>
+        <w:spacing w:line="276" w:lineRule="auto"/>
+        <w:rPr>
+          <w:rFonts w:ascii="Arial" w:hAnsi="Arial" w:cs="Arial"/>
+          <w:sz w:val="24"/>
+          <w:szCs w:val="24"/>
+        </w:rPr>
+      </w:pPr>
+      <w:r>
+        <w:rPr>
+          <w:rFonts w:ascii="Arial" w:hAnsi="Arial" w:cs="Arial"/>
+          <w:sz w:val="24"/>
+          <w:szCs w:val="24"/>
+        </w:rPr>
+        <w:t xml:space="preserve">Y deberá confirmar el proceso de Eliminación de un registro de las </w:t>
+      </w:r>
+      <w:r>
+        <w:rPr>
+          <w:rFonts w:ascii="Arial" w:hAnsi="Arial" w:cs="Arial"/>
+          <w:sz w:val="24"/>
+          <w:szCs w:val="24"/>
+        </w:rPr>
+        <w:t>Aportaciones</w:t>
+      </w:r>
+      <w:r>
+        <w:rPr>
+          <w:rFonts w:ascii="Arial" w:hAnsi="Arial" w:cs="Arial"/>
+          <w:sz w:val="24"/>
+          <w:szCs w:val="24"/>
+        </w:rPr>
+        <w:t xml:space="preserve"> Federales - Montos.</w:t>
+      </w:r>
+    </w:p>
+    <w:p>
+      <w:pPr>
+        <w:spacing w:line="276" w:lineRule="auto"/>
+        <w:rPr>
+          <w:rFonts w:ascii="Arial" w:hAnsi="Arial" w:cs="Arial"/>
+          <w:sz w:val="24"/>
+          <w:szCs w:val="24"/>
+        </w:rPr>
+      </w:pPr>
+    </w:p>
+    <w:p>
+      <w:pPr>
+        <w:spacing w:line="276" w:lineRule="auto"/>
+        <w:jc w:val="center"/>
+        <w:rPr>
+          <w:rFonts w:ascii="Arial" w:hAnsi="Arial" w:cs="Arial"/>
+          <w:sz w:val="24"/>
+          <w:szCs w:val="24"/>
+        </w:rPr>
+      </w:pPr>
+      <w:r>
+        <w:rPr>
+          <w:noProof/>
+          <w:lang w:val="es-MX" w:eastAsia="es-MX"/>
+        </w:rPr>
+        <mc:AlternateContent>
+          <mc:Choice Requires="wps">
+            <w:drawing>
+              <wp:anchor distT="0" distB="0" distL="114300" distR="114300" simplePos="0" relativeHeight="251862016" behindDoc="0" locked="0" layoutInCell="1" allowOverlap="1" wp14:anchorId="7FBD4A21" wp14:editId="1BD1CE6C">
+                <wp:simplePos x="0" y="0"/>
+                <wp:positionH relativeFrom="margin">
+                  <wp:posOffset>1848031</wp:posOffset>
+                </wp:positionH>
+                <wp:positionV relativeFrom="paragraph">
+                  <wp:posOffset>2287270</wp:posOffset>
+                </wp:positionV>
+                <wp:extent cx="900000" cy="396000"/>
+                <wp:effectExtent l="12700" t="12700" r="27305" b="23495"/>
+                <wp:wrapNone/>
+                <wp:docPr id="1557520684" name="Rectángulo 34"/>
+                <wp:cNvGraphicFramePr/>
+                <a:graphic xmlns:a="http://schemas.openxmlformats.org/drawingml/2006/main">
+                  <a:graphicData uri="http://schemas.microsoft.com/office/word/2010/wordprocessingShape">
+                    <wps:wsp>
+                      <wps:cNvSpPr/>
+                      <wps:spPr>
+                        <a:xfrm>
+                          <a:off x="0" y="0"/>
+                          <a:ext cx="900000" cy="396000"/>
+                        </a:xfrm>
+                        <a:prstGeom prst="rect">
+                          <a:avLst/>
+                        </a:prstGeom>
+                        <a:noFill/>
+                        <a:ln w="38100">
+                          <a:solidFill>
+                            <a:srgbClr val="FF0000"/>
+                          </a:solidFill>
+                        </a:ln>
+                      </wps:spPr>
+                      <wps:style>
+                        <a:lnRef idx="2">
+                          <a:schemeClr val="accent1">
+                            <a:shade val="50000"/>
+                          </a:schemeClr>
+                        </a:lnRef>
+                        <a:fillRef idx="1">
+                          <a:schemeClr val="accent1"/>
+                        </a:fillRef>
+                        <a:effectRef idx="0">
+                          <a:schemeClr val="accent1"/>
+                        </a:effectRef>
+                        <a:fontRef idx="minor">
+                          <a:schemeClr val="lt1"/>
+                        </a:fontRef>
+                      </wps:style>
+                      <wps:bodyPr rot="0" spcFirstLastPara="0" vertOverflow="overflow" horzOverflow="overflow" vert="horz" wrap="square" lIns="91440" tIns="45720" rIns="91440" bIns="45720" numCol="1" spcCol="0" rtlCol="0" fromWordArt="0" anchor="ctr" anchorCtr="0" forceAA="0" compatLnSpc="1">
+                        <a:prstTxWarp prst="textNoShape">
+                          <a:avLst/>
+                        </a:prstTxWarp>
+                        <a:noAutofit/>
+                      </wps:bodyPr>
+                    </wps:wsp>
+                  </a:graphicData>
+                </a:graphic>
+                <wp14:sizeRelH relativeFrom="margin">
+                  <wp14:pctWidth>0</wp14:pctWidth>
+                </wp14:sizeRelH>
+                <wp14:sizeRelV relativeFrom="margin">
+                  <wp14:pctHeight>0</wp14:pctHeight>
+                </wp14:sizeRelV>
+              </wp:anchor>
+            </w:drawing>
+          </mc:Choice>
+          <mc:Fallback>
+            <w:pict>
+              <v:rect w14:anchorId="617D89F3" id="Rectángulo 34" o:spid="_x0000_s1026" style="position:absolute;margin-left:145.5pt;margin-top:180.1pt;width:70.85pt;height:31.2pt;z-index:251862016;visibility:visible;mso-wrap-style:square;mso-width-percent:0;mso-height-percent:0;mso-wrap-distance-left:9pt;mso-wrap-distance-top:0;mso-wrap-distance-right:9pt;mso-wrap-distance-bottom:0;mso-position-horizontal:absolute;mso-position-horizontal-relative:margin;mso-position-vertical:absolute;mso-position-vertical-relative:text;mso-width-percent:0;mso-height-percent:0;mso-width-relative:margin;mso-height-relative:margin;v-text-anchor:middle" o:gfxdata="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" filled="f" strokecolor="red" strokeweight="3pt">
+                <w10:wrap anchorx="margin"/>
+              </v:rect>
+            </w:pict>
+          </mc:Fallback>
+        </mc:AlternateContent>
+      </w:r>
+      <w:r>
+        <w:rPr>
+          <w:noProof/>
+          <w:lang w:val="es-MX" w:eastAsia="es-MX"/>
+        </w:rPr>
+        <w:drawing>
+          <wp:inline distT="0" distB="0" distL="0" distR="0" wp14:anchorId="5AE8D794" wp14:editId="31A33A82">
+            <wp:extent cx="3822700" cy="2679700"/>
+            <wp:effectExtent l="152400" t="152400" r="330200" b="342900"/>
+            <wp:docPr id="521804190" name="Picture 1"/>
+            <wp:cNvGraphicFramePr>
+              <a:graphicFrameLocks xmlns:a="http://schemas.openxmlformats.org/drawingml/2006/main" noChangeAspect="1"/>
+            </wp:cNvGraphicFramePr>
+            <a:graphic xmlns:a="http://schemas.openxmlformats.org/drawingml/2006/main">
+              <a:graphicData uri="http://schemas.openxmlformats.org/drawingml/2006/picture">
+                <pic:pic xmlns:pic="http://schemas.openxmlformats.org/drawingml/2006/picture">
+                  <pic:nvPicPr>
+                    <pic:cNvPr id="521804190" name="Picture 521804190"/>
+                    <pic:cNvPicPr/>
+                  </pic:nvPicPr>
+                  <pic:blipFill>
+                    <a:blip r:embed="rId17">
+                      <a:extLst>
+                        <a:ext uri="{28A0092B-C50C-407E-A947-70E740481C1C}">
+                          <a14:useLocalDpi xmlns:a14="http://schemas.microsoft.com/office/drawing/2010/main" val="0"/>
+                        </a:ext>
+                      </a:extLst>
+                    </a:blip>
+                    <a:stretch>
+                      <a:fillRect/>
+                    </a:stretch>
+                  </pic:blipFill>
+                  <pic:spPr>
+                    <a:xfrm>
+                      <a:off x="0" y="0"/>
+                      <a:ext cx="3822700" cy="2679700"/>
+                    </a:xfrm>
+                    <a:prstGeom prst="rect">
+                      <a:avLst/>
+                    </a:prstGeom>
+                    <a:effectLst>
+                      <a:outerShdw blurRad="292100" dist="139700" dir="2700000" algn="ctr" rotWithShape="0">
+                        <a:srgbClr val="000000">
+                          <a:alpha val="65000"/>
+                        </a:srgbClr>
+                      </a:outerShdw>
+                    </a:effectLst>
+                  </pic:spPr>
+                </pic:pic>
+              </a:graphicData>
+            </a:graphic>
+          </wp:inline>
+        </w:drawing>
+      </w:r>
+    </w:p>
+    <w:p>
+      <w:pPr>
+        <w:spacing w:line="276" w:lineRule="auto"/>
+        <w:rPr>
+          <w:rFonts w:ascii="Arial" w:hAnsi="Arial" w:cs="Arial"/>
+          <w:sz w:val="24"/>
+          <w:szCs w:val="24"/>
+        </w:rPr>
+      </w:pPr>
+    </w:p>
+    <w:p>
+      <w:pPr>
+        <w:rPr>
+          <w:rFonts w:ascii="Arial" w:hAnsi="Arial" w:cs="Arial"/>
+          <w:sz w:val="24"/>
+          <w:szCs w:val="24"/>
+        </w:rPr>
+      </w:pPr>
+      <w:r>
+        <w:rPr>
+          <w:rFonts w:ascii="Arial" w:hAnsi="Arial" w:cs="Arial"/>
+          <w:sz w:val="24"/>
+          <w:szCs w:val="24"/>
+        </w:rPr>
+        <w:br w:type="page"/>
+      </w:r>
     </w:p>
     <w:p>
       <w:pPr>
@@ -6878,20 +7640,38 @@
           <w:color w:val="auto"/>
         </w:rPr>
       </w:pPr>
-      <w:bookmarkStart w:id="20" w:name="_Toc123565165"/>
-      <w:bookmarkStart w:id="21" w:name="_Toc124341673"/>
-      <w:bookmarkStart w:id="22" w:name="_Toc200100587"/>
-      <w:r>
+    </w:p>
+    <w:p>
+      <w:pPr>
+        <w:pStyle w:val="Heading1"/>
+        <w:spacing w:line="276" w:lineRule="auto"/>
+        <w:jc w:val="center"/>
         <w:rPr>
           <w:rFonts w:cs="Arial"/>
           <w:b w:val="0"/>
           <w:color w:val="auto"/>
         </w:rPr>
-        <w:t>5.- Consulta de estatus</w:t>
+      </w:pPr>
+      <w:bookmarkStart w:id="25" w:name="_Toc214010354"/>
+      <w:r>
+        <w:rPr>
+          <w:rFonts w:cs="Arial"/>
+          <w:b w:val="0"/>
+          <w:color w:val="auto"/>
+        </w:rPr>
+        <w:t>6</w:t>
+      </w:r>
+      <w:r>
+        <w:rPr>
+          <w:rFonts w:cs="Arial"/>
+          <w:b w:val="0"/>
+          <w:color w:val="auto"/>
+        </w:rPr>
+        <w:t>.- Consulta de estatus</w:t>
       </w:r>
       <w:bookmarkEnd w:id="20"/>
       <w:bookmarkEnd w:id="21"/>
-      <w:bookmarkEnd w:id="22"/>
+      <w:bookmarkEnd w:id="25"/>
     </w:p>
     <w:p/>
     <w:p>
@@ -6909,7 +7689,15 @@
           <w:sz w:val="24"/>
           <w:szCs w:val="24"/>
         </w:rPr>
-        <w:t>5.1.- El estatus actual de</w:t>
+        <w:t>6</w:t>
+      </w:r>
+      <w:r>
+        <w:rPr>
+          <w:rFonts w:ascii="Arial" w:hAnsi="Arial" w:cs="Arial"/>
+          <w:sz w:val="24"/>
+          <w:szCs w:val="24"/>
+        </w:rPr>
+        <w:t>.1.- El estatus actual de</w:t>
       </w:r>
       <w:r>
         <w:rPr>
@@ -7031,7 +7819,7 @@
                     <pic:cNvPicPr/>
                   </pic:nvPicPr>
                   <pic:blipFill>
-                    <a:blip r:embed="rId17"/>
+                    <a:blip r:embed="rId18"/>
                     <a:stretch>
                       <a:fillRect/>
                     </a:stretch>
@@ -7156,7 +7944,7 @@
           <w:lang w:val="es-MX" w:eastAsia="es-MX"/>
         </w:rPr>
         <w:drawing>
-          <wp:inline distT="0" distB="0" distL="0" distR="0" wp14:anchorId="0D5408C5" wp14:editId="76BD5ED0">
+          <wp:inline distT="0" distB="0" distL="0" distR="0" wp14:anchorId="0D5408C5" wp14:editId="17743BE0">
             <wp:extent cx="5400000" cy="2527088"/>
             <wp:effectExtent l="152400" t="152400" r="340995" b="343535"/>
             <wp:docPr id="182859001" name="Picture 2"/>
@@ -7171,7 +7959,7 @@
                     <pic:cNvPicPr/>
                   </pic:nvPicPr>
                   <pic:blipFill>
-                    <a:blip r:embed="rId18" cstate="print">
+                    <a:blip r:embed="rId19" cstate="print">
                       <a:extLst>
                         <a:ext uri="{28A0092B-C50C-407E-A947-70E740481C1C}">
                           <a14:useLocalDpi xmlns:a14="http://schemas.microsoft.com/office/drawing/2010/main" val="0"/>
@@ -7216,8 +8004,8 @@
       </w:pPr>
     </w:p>
     <w:sectPr>
-      <w:headerReference w:type="default" r:id="rId19"/>
-      <w:footerReference w:type="default" r:id="rId20"/>
+      <w:headerReference w:type="default" r:id="rId20"/>
+      <w:footerReference w:type="default" r:id="rId21"/>
       <w:pgSz w:w="12240" w:h="15840" w:code="1"/>
       <w:pgMar w:top="1417" w:right="1701" w:bottom="1417" w:left="1701" w:header="708" w:footer="708" w:gutter="0"/>
       <w:cols w:space="708"/>
